--- a/(e)CRF/Per protocolnaam/48_Daily Foot Care steps.docx
+++ b/(e)CRF/Per protocolnaam/48_Daily Foot Care steps.docx
@@ -88,6 +88,19 @@
           <w:szCs w:val="18"/>
         </w:rPr>
       </w:pPr>
+    </w:p>
+    <w:p>
+      <w:pPr>
+        <w:jc w:val="center"/>
+      </w:pPr>
+      <w:r>
+        <w:rPr>
+          <w:b/>
+          <w:color w:val="123A5F"/>
+          <w:sz w:val="28"/>
+        </w:rPr>
+        <w:t>eCRF Document 48: Daily Foot Care steps</w:t>
+      </w:r>
     </w:p>
     <w:p>
       <w:pPr>
